--- a/4.GUIAS_Y_METODOLOGIA/0.GUIA_PUBLICACION_GITHUB_CLASSROOM.docx
+++ b/4.GUIAS_Y_METODOLOGIA/0.GUIA_PUBLICACION_GITHUB_CLASSROOM.docx
@@ -1796,12 +1796,14 @@
         <w:spacing w:before="100" w:beforeAutospacing="1" w:after="150"/>
         <w:rPr>
           <w:rFonts w:ascii="Arial" w:eastAsia="Times New Roman" w:hAnsi="Arial" w:cs="Arial"/>
+          <w:color w:val="FF0000"/>
         </w:rPr>
       </w:pPr>
       <w:proofErr w:type="gramStart"/>
       <w:r>
         <w:rPr>
           <w:rFonts w:ascii="Arial" w:eastAsia="Times New Roman" w:hAnsi="Arial" w:cs="Arial"/>
+          <w:color w:val="FF0000"/>
         </w:rPr>
         <w:t>IA.ÍNDICE</w:t>
       </w:r>
@@ -1809,6 +1811,7 @@
       <w:r>
         <w:rPr>
           <w:rFonts w:ascii="Arial" w:eastAsia="Times New Roman" w:hAnsi="Arial" w:cs="Arial"/>
+          <w:color w:val="FF0000"/>
         </w:rPr>
         <w:t xml:space="preserve"> ---&gt; ID REAL: 877993104492</w:t>
       </w:r>
